--- a/WakaSoftware.docx
+++ b/WakaSoftware.docx
@@ -12,14 +12,31 @@
       <w:pPr>
         <w:pStyle w:val="Heading2"/>
         <w:jc w:val="center"/>
-      </w:pPr>
-      <w:proofErr w:type="spellStart"/>
-      <w:r>
-        <w:t>WakaSoftware</w:t>
-      </w:r>
-      <w:proofErr w:type="spellEnd"/>
-      <w:r>
-        <w:t xml:space="preserve"> – App Freezer</w:t>
+        <w:rPr>
+          <w:b/>
+          <w:bCs/>
+        </w:rPr>
+      </w:pPr>
+      <w:r>
+        <w:rPr>
+          <w:b/>
+          <w:bCs/>
+        </w:rPr>
+        <w:t xml:space="preserve">WakaSoftware </w:t>
+      </w:r>
+      <w:r>
+        <w:rPr>
+          <w:b/>
+          <w:bCs/>
+        </w:rPr>
+        <w:t>-</w:t>
+      </w:r>
+      <w:r>
+        <w:rPr>
+          <w:b/>
+          <w:bCs/>
+        </w:rPr>
+        <w:t xml:space="preserve"> App Freezer</w:t>
       </w:r>
     </w:p>
     <w:p>
@@ -219,6 +236,9 @@
         <w:jc w:val="center"/>
       </w:pPr>
       <w:r>
+        <w:rPr>
+          <w:noProof/>
+        </w:rPr>
         <w:drawing>
           <wp:inline distT="0" distB="0" distL="0" distR="0" wp14:anchorId="6452F7B0" wp14:editId="3EC56F06">
             <wp:extent cx="6210300" cy="3679602"/>
@@ -338,18 +358,8 @@
             <w:b/>
             <w:bCs/>
           </w:rPr>
-          <w:t xml:space="preserve">Minimal ADB and </w:t>
+          <w:t>Minimal ADB and Fastboot</w:t>
         </w:r>
-        <w:proofErr w:type="spellStart"/>
-        <w:r>
-          <w:rPr>
-            <w:rStyle w:val="Hyperlink"/>
-            <w:b/>
-            <w:bCs/>
-          </w:rPr>
-          <w:t>Fastboot</w:t>
-        </w:r>
-        <w:proofErr w:type="spellEnd"/>
       </w:hyperlink>
     </w:p>
     <w:p>
@@ -410,75 +420,17 @@
             <w14:round/>
           </w14:textOutline>
         </w:rPr>
-        <w:t>cd C:\Program Files (x</w:t>
-      </w:r>
-      <w:proofErr w:type="gramStart"/>
-      <w:r>
-        <w:rPr>
-          <w:b/>
-          <w:bCs/>
-          <w:color w:val="000000" w:themeColor="text1"/>
-          <w:highlight w:val="lightGray"/>
-          <w14:shadow w14:blurRad="38100" w14:dist="19050" w14:dir="2700000" w14:sx="100000" w14:sy="100000" w14:kx="0" w14:ky="0" w14:algn="tl">
-            <w14:schemeClr w14:val="dk1">
-              <w14:alpha w14:val="60000"/>
-            </w14:schemeClr>
-          </w14:shadow>
-          <w14:textOutline w14:w="0" w14:cap="flat" w14:cmpd="sng" w14:algn="ctr">
-            <w14:noFill/>
-            <w14:prstDash w14:val="solid"/>
-            <w14:round/>
-          </w14:textOutline>
-        </w:rPr>
-        <w:t>86)\</w:t>
-      </w:r>
-      <w:proofErr w:type="gramEnd"/>
-      <w:r>
-        <w:rPr>
-          <w:b/>
-          <w:bCs/>
-          <w:color w:val="000000" w:themeColor="text1"/>
-          <w:highlight w:val="lightGray"/>
-          <w14:shadow w14:blurRad="38100" w14:dist="19050" w14:dir="2700000" w14:sx="100000" w14:sy="100000" w14:kx="0" w14:ky="0" w14:algn="tl">
-            <w14:schemeClr w14:val="dk1">
-              <w14:alpha w14:val="60000"/>
-            </w14:schemeClr>
-          </w14:shadow>
-          <w14:textOutline w14:w="0" w14:cap="flat" w14:cmpd="sng" w14:algn="ctr">
-            <w14:noFill/>
-            <w14:prstDash w14:val="solid"/>
-            <w14:round/>
-          </w14:textOutline>
-        </w:rPr>
-        <w:t xml:space="preserve">Minimal ADB and </w:t>
-      </w:r>
-      <w:proofErr w:type="spellStart"/>
-      <w:r>
-        <w:rPr>
-          <w:b/>
-          <w:bCs/>
-          <w:color w:val="000000" w:themeColor="text1"/>
-          <w:highlight w:val="lightGray"/>
-          <w14:shadow w14:blurRad="38100" w14:dist="19050" w14:dir="2700000" w14:sx="100000" w14:sy="100000" w14:kx="0" w14:ky="0" w14:algn="tl">
-            <w14:schemeClr w14:val="dk1">
-              <w14:alpha w14:val="60000"/>
-            </w14:schemeClr>
-          </w14:shadow>
-          <w14:textOutline w14:w="0" w14:cap="flat" w14:cmpd="sng" w14:algn="ctr">
-            <w14:noFill/>
-            <w14:prstDash w14:val="solid"/>
-            <w14:round/>
-          </w14:textOutline>
-        </w:rPr>
-        <w:t>Fastboot</w:t>
-      </w:r>
-      <w:proofErr w:type="spellEnd"/>
+        <w:t>cd C:\Program Files (x86)\Minimal ADB and Fastboot</w:t>
+      </w:r>
     </w:p>
     <w:p>
       <w:pPr>
         <w:jc w:val="center"/>
       </w:pPr>
       <w:r>
+        <w:rPr>
+          <w:noProof/>
+        </w:rPr>
         <w:drawing>
           <wp:inline distT="0" distB="0" distL="0" distR="0" wp14:anchorId="5DF508EE" wp14:editId="1D4EF096">
             <wp:extent cx="7943850" cy="2544514"/>
@@ -662,51 +614,7 @@
             <w14:round/>
           </w14:textOutline>
         </w:rPr>
-        <w:t>cd ~/Downloads/</w:t>
-      </w:r>
-      <w:proofErr w:type="spellStart"/>
-      <w:r>
-        <w:rPr>
-          <w:b/>
-          <w:bCs/>
-          <w:i/>
-          <w:iCs/>
-          <w:color w:val="000000" w:themeColor="text1"/>
-          <w:highlight w:val="lightGray"/>
-          <w14:shadow w14:blurRad="38100" w14:dist="19050" w14:dir="2700000" w14:sx="100000" w14:sy="100000" w14:kx="0" w14:ky="0" w14:algn="tl">
-            <w14:schemeClr w14:val="dk1">
-              <w14:alpha w14:val="60000"/>
-            </w14:schemeClr>
-          </w14:shadow>
-          <w14:textOutline w14:w="0" w14:cap="flat" w14:cmpd="sng" w14:algn="ctr">
-            <w14:noFill/>
-            <w14:prstDash w14:val="solid"/>
-            <w14:round/>
-          </w14:textOutline>
-        </w:rPr>
-        <w:t>adb</w:t>
-      </w:r>
-      <w:proofErr w:type="spellEnd"/>
-      <w:r>
-        <w:rPr>
-          <w:b/>
-          <w:bCs/>
-          <w:i/>
-          <w:iCs/>
-          <w:color w:val="000000" w:themeColor="text1"/>
-          <w:highlight w:val="lightGray"/>
-          <w14:shadow w14:blurRad="38100" w14:dist="19050" w14:dir="2700000" w14:sx="100000" w14:sy="100000" w14:kx="0" w14:ky="0" w14:algn="tl">
-            <w14:schemeClr w14:val="dk1">
-              <w14:alpha w14:val="60000"/>
-            </w14:schemeClr>
-          </w14:shadow>
-          <w14:textOutline w14:w="0" w14:cap="flat" w14:cmpd="sng" w14:algn="ctr">
-            <w14:noFill/>
-            <w14:prstDash w14:val="solid"/>
-            <w14:round/>
-          </w14:textOutline>
-        </w:rPr>
-        <w:t>-tool</w:t>
+        <w:t>cd ~/Downloads/adb-tool</w:t>
       </w:r>
     </w:p>
     <w:p>
@@ -714,6 +622,9 @@
         <w:jc w:val="center"/>
       </w:pPr>
       <w:r>
+        <w:rPr>
+          <w:noProof/>
+        </w:rPr>
         <w:drawing>
           <wp:inline distT="0" distB="0" distL="0" distR="0" wp14:anchorId="1C64852E" wp14:editId="4011CA00">
             <wp:extent cx="7781925" cy="2257425"/>
@@ -911,6 +822,9 @@
         <w:jc w:val="center"/>
       </w:pPr>
       <w:r>
+        <w:rPr>
+          <w:noProof/>
+        </w:rPr>
         <w:drawing>
           <wp:inline distT="0" distB="0" distL="0" distR="0" wp14:anchorId="5755ECB5" wp14:editId="5484EA05">
             <wp:extent cx="2857500" cy="2733675"/>
@@ -1012,7 +926,6 @@
           </w14:textOutline>
         </w:rPr>
       </w:pPr>
-      <w:proofErr w:type="spellStart"/>
       <w:r>
         <w:rPr>
           <w:b/>
@@ -1032,29 +945,7 @@
             <w14:round/>
           </w14:textOutline>
         </w:rPr>
-        <w:t>adb</w:t>
-      </w:r>
-      <w:proofErr w:type="spellEnd"/>
-      <w:r>
-        <w:rPr>
-          <w:b/>
-          <w:bCs/>
-          <w:i/>
-          <w:iCs/>
-          <w:color w:val="000000" w:themeColor="text1"/>
-          <w:highlight w:val="lightGray"/>
-          <w14:shadow w14:blurRad="38100" w14:dist="19050" w14:dir="2700000" w14:sx="100000" w14:sy="100000" w14:kx="0" w14:ky="0" w14:algn="tl">
-            <w14:schemeClr w14:val="dk1">
-              <w14:alpha w14:val="60000"/>
-            </w14:schemeClr>
-          </w14:shadow>
-          <w14:textOutline w14:w="0" w14:cap="flat" w14:cmpd="sng" w14:algn="ctr">
-            <w14:noFill/>
-            <w14:prstDash w14:val="solid"/>
-            <w14:round/>
-          </w14:textOutline>
-        </w:rPr>
-        <w:t xml:space="preserve"> devices</w:t>
+        <w:t>adb devices</w:t>
       </w:r>
     </w:p>
     <w:p>
@@ -1062,6 +953,9 @@
         <w:jc w:val="center"/>
       </w:pPr>
       <w:r>
+        <w:rPr>
+          <w:noProof/>
+        </w:rPr>
         <w:drawing>
           <wp:inline distT="0" distB="0" distL="0" distR="0" wp14:anchorId="1666C209" wp14:editId="46FBA6C9">
             <wp:extent cx="5867400" cy="1085850"/>
@@ -1143,7 +1037,6 @@
           </w14:textOutline>
         </w:rPr>
       </w:pPr>
-      <w:proofErr w:type="gramStart"/>
       <w:r>
         <w:rPr>
           <w:b/>
@@ -1163,52 +1056,7 @@
             <w14:round/>
           </w14:textOutline>
         </w:rPr>
-        <w:t>./</w:t>
-      </w:r>
-      <w:proofErr w:type="spellStart"/>
-      <w:proofErr w:type="gramEnd"/>
-      <w:r>
-        <w:rPr>
-          <w:b/>
-          <w:bCs/>
-          <w:i/>
-          <w:iCs/>
-          <w:color w:val="000000" w:themeColor="text1"/>
-          <w:highlight w:val="lightGray"/>
-          <w14:shadow w14:blurRad="38100" w14:dist="19050" w14:dir="2700000" w14:sx="100000" w14:sy="100000" w14:kx="0" w14:ky="0" w14:algn="tl">
-            <w14:schemeClr w14:val="dk1">
-              <w14:alpha w14:val="60000"/>
-            </w14:schemeClr>
-          </w14:shadow>
-          <w14:textOutline w14:w="0" w14:cap="flat" w14:cmpd="sng" w14:algn="ctr">
-            <w14:noFill/>
-            <w14:prstDash w14:val="solid"/>
-            <w14:round/>
-          </w14:textOutline>
-        </w:rPr>
-        <w:t>adb</w:t>
-      </w:r>
-      <w:proofErr w:type="spellEnd"/>
-      <w:r>
-        <w:rPr>
-          <w:b/>
-          <w:bCs/>
-          <w:i/>
-          <w:iCs/>
-          <w:color w:val="000000" w:themeColor="text1"/>
-          <w:highlight w:val="lightGray"/>
-          <w14:shadow w14:blurRad="38100" w14:dist="19050" w14:dir="2700000" w14:sx="100000" w14:sy="100000" w14:kx="0" w14:ky="0" w14:algn="tl">
-            <w14:schemeClr w14:val="dk1">
-              <w14:alpha w14:val="60000"/>
-            </w14:schemeClr>
-          </w14:shadow>
-          <w14:textOutline w14:w="0" w14:cap="flat" w14:cmpd="sng" w14:algn="ctr">
-            <w14:noFill/>
-            <w14:prstDash w14:val="solid"/>
-            <w14:round/>
-          </w14:textOutline>
-        </w:rPr>
-        <w:t xml:space="preserve"> devices</w:t>
+        <w:t>./adb devices</w:t>
       </w:r>
     </w:p>
     <w:p>
@@ -1216,6 +1064,9 @@
         <w:jc w:val="center"/>
       </w:pPr>
       <w:r>
+        <w:rPr>
+          <w:noProof/>
+        </w:rPr>
         <w:drawing>
           <wp:inline distT="0" distB="0" distL="0" distR="0" wp14:anchorId="7F2E846B" wp14:editId="4592C281">
             <wp:extent cx="7791450" cy="2647950"/>
@@ -1346,7 +1197,6 @@
           </w14:textOutline>
         </w:rPr>
       </w:pPr>
-      <w:proofErr w:type="spellStart"/>
       <w:r>
         <w:rPr>
           <w:b/>
@@ -1366,10 +1216,17 @@
             <w14:round/>
           </w14:textOutline>
         </w:rPr>
-        <w:t>adb</w:t>
-      </w:r>
-      <w:proofErr w:type="spellEnd"/>
-      <w:r>
+        <w:t>adb shell dpm set-device-owner com.wakasoftware.appfreezer/.receiver.DPMReceiver</w:t>
+      </w:r>
+    </w:p>
+    <w:p>
+      <w:r>
+        <w:t>or</w:t>
+      </w:r>
+    </w:p>
+    <w:p>
+      <w:pPr>
+        <w:jc w:val="center"/>
         <w:rPr>
           <w:b/>
           <w:bCs/>
@@ -1388,9 +1245,7 @@
             <w14:round/>
           </w14:textOutline>
         </w:rPr>
-        <w:t xml:space="preserve"> shell </w:t>
-      </w:r>
-      <w:proofErr w:type="spellStart"/>
+      </w:pPr>
       <w:r>
         <w:rPr>
           <w:b/>
@@ -1410,378 +1265,17 @@
             <w14:round/>
           </w14:textOutline>
         </w:rPr>
-        <w:t>dpm</w:t>
-      </w:r>
-      <w:proofErr w:type="spellEnd"/>
-      <w:r>
-        <w:rPr>
-          <w:b/>
-          <w:bCs/>
-          <w:i/>
-          <w:iCs/>
-          <w:color w:val="000000" w:themeColor="text1"/>
-          <w:highlight w:val="lightGray"/>
-          <w14:shadow w14:blurRad="38100" w14:dist="19050" w14:dir="2700000" w14:sx="100000" w14:sy="100000" w14:kx="0" w14:ky="0" w14:algn="tl">
-            <w14:schemeClr w14:val="dk1">
-              <w14:alpha w14:val="60000"/>
-            </w14:schemeClr>
-          </w14:shadow>
-          <w14:textOutline w14:w="0" w14:cap="flat" w14:cmpd="sng" w14:algn="ctr">
-            <w14:noFill/>
-            <w14:prstDash w14:val="solid"/>
-            <w14:round/>
-          </w14:textOutline>
-        </w:rPr>
-        <w:t xml:space="preserve"> set-device-owner </w:t>
-      </w:r>
-      <w:proofErr w:type="spellStart"/>
-      <w:proofErr w:type="gramStart"/>
-      <w:r>
-        <w:rPr>
-          <w:b/>
-          <w:bCs/>
-          <w:i/>
-          <w:iCs/>
-          <w:color w:val="000000" w:themeColor="text1"/>
-          <w:highlight w:val="lightGray"/>
-          <w14:shadow w14:blurRad="38100" w14:dist="19050" w14:dir="2700000" w14:sx="100000" w14:sy="100000" w14:kx="0" w14:ky="0" w14:algn="tl">
-            <w14:schemeClr w14:val="dk1">
-              <w14:alpha w14:val="60000"/>
-            </w14:schemeClr>
-          </w14:shadow>
-          <w14:textOutline w14:w="0" w14:cap="flat" w14:cmpd="sng" w14:algn="ctr">
-            <w14:noFill/>
-            <w14:prstDash w14:val="solid"/>
-            <w14:round/>
-          </w14:textOutline>
-        </w:rPr>
-        <w:t>com.wakasoftware</w:t>
-      </w:r>
-      <w:proofErr w:type="gramEnd"/>
-      <w:r>
-        <w:rPr>
-          <w:b/>
-          <w:bCs/>
-          <w:i/>
-          <w:iCs/>
-          <w:color w:val="000000" w:themeColor="text1"/>
-          <w:highlight w:val="lightGray"/>
-          <w14:shadow w14:blurRad="38100" w14:dist="19050" w14:dir="2700000" w14:sx="100000" w14:sy="100000" w14:kx="0" w14:ky="0" w14:algn="tl">
-            <w14:schemeClr w14:val="dk1">
-              <w14:alpha w14:val="60000"/>
-            </w14:schemeClr>
-          </w14:shadow>
-          <w14:textOutline w14:w="0" w14:cap="flat" w14:cmpd="sng" w14:algn="ctr">
-            <w14:noFill/>
-            <w14:prstDash w14:val="solid"/>
-            <w14:round/>
-          </w14:textOutline>
-        </w:rPr>
-        <w:t>.appfreezer</w:t>
-      </w:r>
-      <w:proofErr w:type="spellEnd"/>
-      <w:proofErr w:type="gramStart"/>
-      <w:r>
-        <w:rPr>
-          <w:b/>
-          <w:bCs/>
-          <w:i/>
-          <w:iCs/>
-          <w:color w:val="000000" w:themeColor="text1"/>
-          <w:highlight w:val="lightGray"/>
-          <w14:shadow w14:blurRad="38100" w14:dist="19050" w14:dir="2700000" w14:sx="100000" w14:sy="100000" w14:kx="0" w14:ky="0" w14:algn="tl">
-            <w14:schemeClr w14:val="dk1">
-              <w14:alpha w14:val="60000"/>
-            </w14:schemeClr>
-          </w14:shadow>
-          <w14:textOutline w14:w="0" w14:cap="flat" w14:cmpd="sng" w14:algn="ctr">
-            <w14:noFill/>
-            <w14:prstDash w14:val="solid"/>
-            <w14:round/>
-          </w14:textOutline>
-        </w:rPr>
-        <w:t>/.</w:t>
-      </w:r>
-      <w:proofErr w:type="spellStart"/>
-      <w:r>
-        <w:rPr>
-          <w:b/>
-          <w:bCs/>
-          <w:i/>
-          <w:iCs/>
-          <w:color w:val="000000" w:themeColor="text1"/>
-          <w:highlight w:val="lightGray"/>
-          <w14:shadow w14:blurRad="38100" w14:dist="19050" w14:dir="2700000" w14:sx="100000" w14:sy="100000" w14:kx="0" w14:ky="0" w14:algn="tl">
-            <w14:schemeClr w14:val="dk1">
-              <w14:alpha w14:val="60000"/>
-            </w14:schemeClr>
-          </w14:shadow>
-          <w14:textOutline w14:w="0" w14:cap="flat" w14:cmpd="sng" w14:algn="ctr">
-            <w14:noFill/>
-            <w14:prstDash w14:val="solid"/>
-            <w14:round/>
-          </w14:textOutline>
-        </w:rPr>
-        <w:t>receiver</w:t>
-      </w:r>
-      <w:proofErr w:type="gramEnd"/>
-      <w:r>
-        <w:rPr>
-          <w:b/>
-          <w:bCs/>
-          <w:i/>
-          <w:iCs/>
-          <w:color w:val="000000" w:themeColor="text1"/>
-          <w:highlight w:val="lightGray"/>
-          <w14:shadow w14:blurRad="38100" w14:dist="19050" w14:dir="2700000" w14:sx="100000" w14:sy="100000" w14:kx="0" w14:ky="0" w14:algn="tl">
-            <w14:schemeClr w14:val="dk1">
-              <w14:alpha w14:val="60000"/>
-            </w14:schemeClr>
-          </w14:shadow>
-          <w14:textOutline w14:w="0" w14:cap="flat" w14:cmpd="sng" w14:algn="ctr">
-            <w14:noFill/>
-            <w14:prstDash w14:val="solid"/>
-            <w14:round/>
-          </w14:textOutline>
-        </w:rPr>
-        <w:t>.DPMReceiver</w:t>
-      </w:r>
-      <w:proofErr w:type="spellEnd"/>
-    </w:p>
-    <w:p>
-      <w:r>
-        <w:t>or</w:t>
+        <w:t>adb shell dpm set-profile-owner com.wakasoftware.appfreezer/.receiver.DPMReceiver</w:t>
       </w:r>
     </w:p>
     <w:p>
       <w:pPr>
         <w:jc w:val="center"/>
-        <w:rPr>
-          <w:b/>
-          <w:bCs/>
-          <w:i/>
-          <w:iCs/>
-          <w:color w:val="000000" w:themeColor="text1"/>
-          <w:highlight w:val="lightGray"/>
-          <w14:shadow w14:blurRad="38100" w14:dist="19050" w14:dir="2700000" w14:sx="100000" w14:sy="100000" w14:kx="0" w14:ky="0" w14:algn="tl">
-            <w14:schemeClr w14:val="dk1">
-              <w14:alpha w14:val="60000"/>
-            </w14:schemeClr>
-          </w14:shadow>
-          <w14:textOutline w14:w="0" w14:cap="flat" w14:cmpd="sng" w14:algn="ctr">
-            <w14:noFill/>
-            <w14:prstDash w14:val="solid"/>
-            <w14:round/>
-          </w14:textOutline>
-        </w:rPr>
-      </w:pPr>
-      <w:proofErr w:type="spellStart"/>
-      <w:r>
-        <w:rPr>
-          <w:b/>
-          <w:bCs/>
-          <w:i/>
-          <w:iCs/>
-          <w:color w:val="000000" w:themeColor="text1"/>
-          <w:highlight w:val="lightGray"/>
-          <w14:shadow w14:blurRad="38100" w14:dist="19050" w14:dir="2700000" w14:sx="100000" w14:sy="100000" w14:kx="0" w14:ky="0" w14:algn="tl">
-            <w14:schemeClr w14:val="dk1">
-              <w14:alpha w14:val="60000"/>
-            </w14:schemeClr>
-          </w14:shadow>
-          <w14:textOutline w14:w="0" w14:cap="flat" w14:cmpd="sng" w14:algn="ctr">
-            <w14:noFill/>
-            <w14:prstDash w14:val="solid"/>
-            <w14:round/>
-          </w14:textOutline>
-        </w:rPr>
-        <w:t>adb</w:t>
-      </w:r>
-      <w:proofErr w:type="spellEnd"/>
-      <w:r>
-        <w:rPr>
-          <w:b/>
-          <w:bCs/>
-          <w:i/>
-          <w:iCs/>
-          <w:color w:val="000000" w:themeColor="text1"/>
-          <w:highlight w:val="lightGray"/>
-          <w14:shadow w14:blurRad="38100" w14:dist="19050" w14:dir="2700000" w14:sx="100000" w14:sy="100000" w14:kx="0" w14:ky="0" w14:algn="tl">
-            <w14:schemeClr w14:val="dk1">
-              <w14:alpha w14:val="60000"/>
-            </w14:schemeClr>
-          </w14:shadow>
-          <w14:textOutline w14:w="0" w14:cap="flat" w14:cmpd="sng" w14:algn="ctr">
-            <w14:noFill/>
-            <w14:prstDash w14:val="solid"/>
-            <w14:round/>
-          </w14:textOutline>
-        </w:rPr>
-        <w:t xml:space="preserve"> shell </w:t>
-      </w:r>
-      <w:proofErr w:type="spellStart"/>
-      <w:r>
-        <w:rPr>
-          <w:b/>
-          <w:bCs/>
-          <w:i/>
-          <w:iCs/>
-          <w:color w:val="000000" w:themeColor="text1"/>
-          <w:highlight w:val="lightGray"/>
-          <w14:shadow w14:blurRad="38100" w14:dist="19050" w14:dir="2700000" w14:sx="100000" w14:sy="100000" w14:kx="0" w14:ky="0" w14:algn="tl">
-            <w14:schemeClr w14:val="dk1">
-              <w14:alpha w14:val="60000"/>
-            </w14:schemeClr>
-          </w14:shadow>
-          <w14:textOutline w14:w="0" w14:cap="flat" w14:cmpd="sng" w14:algn="ctr">
-            <w14:noFill/>
-            <w14:prstDash w14:val="solid"/>
-            <w14:round/>
-          </w14:textOutline>
-        </w:rPr>
-        <w:t>dpm</w:t>
-      </w:r>
-      <w:proofErr w:type="spellEnd"/>
-      <w:r>
-        <w:rPr>
-          <w:b/>
-          <w:bCs/>
-          <w:i/>
-          <w:iCs/>
-          <w:color w:val="000000" w:themeColor="text1"/>
-          <w:highlight w:val="lightGray"/>
-          <w14:shadow w14:blurRad="38100" w14:dist="19050" w14:dir="2700000" w14:sx="100000" w14:sy="100000" w14:kx="0" w14:ky="0" w14:algn="tl">
-            <w14:schemeClr w14:val="dk1">
-              <w14:alpha w14:val="60000"/>
-            </w14:schemeClr>
-          </w14:shadow>
-          <w14:textOutline w14:w="0" w14:cap="flat" w14:cmpd="sng" w14:algn="ctr">
-            <w14:noFill/>
-            <w14:prstDash w14:val="solid"/>
-            <w14:round/>
-          </w14:textOutline>
-        </w:rPr>
-        <w:t xml:space="preserve"> set-profile-owner </w:t>
-      </w:r>
-      <w:proofErr w:type="spellStart"/>
-      <w:proofErr w:type="gramStart"/>
-      <w:r>
-        <w:rPr>
-          <w:b/>
-          <w:bCs/>
-          <w:i/>
-          <w:iCs/>
-          <w:color w:val="000000" w:themeColor="text1"/>
-          <w:highlight w:val="lightGray"/>
-          <w14:shadow w14:blurRad="38100" w14:dist="19050" w14:dir="2700000" w14:sx="100000" w14:sy="100000" w14:kx="0" w14:ky="0" w14:algn="tl">
-            <w14:schemeClr w14:val="dk1">
-              <w14:alpha w14:val="60000"/>
-            </w14:schemeClr>
-          </w14:shadow>
-          <w14:textOutline w14:w="0" w14:cap="flat" w14:cmpd="sng" w14:algn="ctr">
-            <w14:noFill/>
-            <w14:prstDash w14:val="solid"/>
-            <w14:round/>
-          </w14:textOutline>
-        </w:rPr>
-        <w:t>com.wakasoftware</w:t>
-      </w:r>
-      <w:proofErr w:type="gramEnd"/>
-      <w:r>
-        <w:rPr>
-          <w:b/>
-          <w:bCs/>
-          <w:i/>
-          <w:iCs/>
-          <w:color w:val="000000" w:themeColor="text1"/>
-          <w:highlight w:val="lightGray"/>
-          <w14:shadow w14:blurRad="38100" w14:dist="19050" w14:dir="2700000" w14:sx="100000" w14:sy="100000" w14:kx="0" w14:ky="0" w14:algn="tl">
-            <w14:schemeClr w14:val="dk1">
-              <w14:alpha w14:val="60000"/>
-            </w14:schemeClr>
-          </w14:shadow>
-          <w14:textOutline w14:w="0" w14:cap="flat" w14:cmpd="sng" w14:algn="ctr">
-            <w14:noFill/>
-            <w14:prstDash w14:val="solid"/>
-            <w14:round/>
-          </w14:textOutline>
-        </w:rPr>
-        <w:t>.appfreezer</w:t>
-      </w:r>
-      <w:proofErr w:type="spellEnd"/>
-      <w:proofErr w:type="gramStart"/>
-      <w:r>
-        <w:rPr>
-          <w:b/>
-          <w:bCs/>
-          <w:i/>
-          <w:iCs/>
-          <w:color w:val="000000" w:themeColor="text1"/>
-          <w:highlight w:val="lightGray"/>
-          <w14:shadow w14:blurRad="38100" w14:dist="19050" w14:dir="2700000" w14:sx="100000" w14:sy="100000" w14:kx="0" w14:ky="0" w14:algn="tl">
-            <w14:schemeClr w14:val="dk1">
-              <w14:alpha w14:val="60000"/>
-            </w14:schemeClr>
-          </w14:shadow>
-          <w14:textOutline w14:w="0" w14:cap="flat" w14:cmpd="sng" w14:algn="ctr">
-            <w14:noFill/>
-            <w14:prstDash w14:val="solid"/>
-            <w14:round/>
-          </w14:textOutline>
-        </w:rPr>
-        <w:t>/.</w:t>
-      </w:r>
-      <w:proofErr w:type="spellStart"/>
-      <w:r>
-        <w:rPr>
-          <w:b/>
-          <w:bCs/>
-          <w:i/>
-          <w:iCs/>
-          <w:color w:val="000000" w:themeColor="text1"/>
-          <w:highlight w:val="lightGray"/>
-          <w14:shadow w14:blurRad="38100" w14:dist="19050" w14:dir="2700000" w14:sx="100000" w14:sy="100000" w14:kx="0" w14:ky="0" w14:algn="tl">
-            <w14:schemeClr w14:val="dk1">
-              <w14:alpha w14:val="60000"/>
-            </w14:schemeClr>
-          </w14:shadow>
-          <w14:textOutline w14:w="0" w14:cap="flat" w14:cmpd="sng" w14:algn="ctr">
-            <w14:noFill/>
-            <w14:prstDash w14:val="solid"/>
-            <w14:round/>
-          </w14:textOutline>
-        </w:rPr>
-        <w:t>receiver</w:t>
-      </w:r>
-      <w:proofErr w:type="gramEnd"/>
-      <w:r>
-        <w:rPr>
-          <w:b/>
-          <w:bCs/>
-          <w:i/>
-          <w:iCs/>
-          <w:color w:val="000000" w:themeColor="text1"/>
-          <w:highlight w:val="lightGray"/>
-          <w14:shadow w14:blurRad="38100" w14:dist="19050" w14:dir="2700000" w14:sx="100000" w14:sy="100000" w14:kx="0" w14:ky="0" w14:algn="tl">
-            <w14:schemeClr w14:val="dk1">
-              <w14:alpha w14:val="60000"/>
-            </w14:schemeClr>
-          </w14:shadow>
-          <w14:textOutline w14:w="0" w14:cap="flat" w14:cmpd="sng" w14:algn="ctr">
-            <w14:noFill/>
-            <w14:prstDash w14:val="solid"/>
-            <w14:round/>
-          </w14:textOutline>
-        </w:rPr>
-        <w:t>.DPMReceiver</w:t>
-      </w:r>
-      <w:proofErr w:type="spellEnd"/>
-    </w:p>
-    <w:p>
-      <w:pPr>
-        <w:jc w:val="center"/>
-      </w:pPr>
-      <w:r>
+      </w:pPr>
+      <w:r>
+        <w:rPr>
+          <w:noProof/>
+        </w:rPr>
         <w:drawing>
           <wp:inline distT="0" distB="0" distL="0" distR="0" wp14:anchorId="369B0312" wp14:editId="40B5E355">
             <wp:extent cx="6467475" cy="1685925"/>
@@ -1863,7 +1357,6 @@
           </w14:textOutline>
         </w:rPr>
       </w:pPr>
-      <w:proofErr w:type="gramStart"/>
       <w:r>
         <w:rPr>
           <w:b/>
@@ -1883,11 +1376,17 @@
             <w14:round/>
           </w14:textOutline>
         </w:rPr>
-        <w:t>./</w:t>
-      </w:r>
-      <w:proofErr w:type="spellStart"/>
-      <w:proofErr w:type="gramEnd"/>
-      <w:r>
+        <w:t>./adb shell dpm set-device-owner com.wakasoftware.appfreezer/.receiver.DPMReceiver</w:t>
+      </w:r>
+    </w:p>
+    <w:p>
+      <w:r>
+        <w:t>or</w:t>
+      </w:r>
+    </w:p>
+    <w:p>
+      <w:pPr>
+        <w:jc w:val="center"/>
         <w:rPr>
           <w:b/>
           <w:bCs/>
@@ -1906,9 +1405,7 @@
             <w14:round/>
           </w14:textOutline>
         </w:rPr>
-        <w:t>adb</w:t>
-      </w:r>
-      <w:proofErr w:type="spellEnd"/>
+      </w:pPr>
       <w:r>
         <w:rPr>
           <w:b/>
@@ -1928,423 +1425,17 @@
             <w14:round/>
           </w14:textOutline>
         </w:rPr>
-        <w:t xml:space="preserve"> shell </w:t>
-      </w:r>
-      <w:proofErr w:type="spellStart"/>
-      <w:r>
-        <w:rPr>
-          <w:b/>
-          <w:bCs/>
-          <w:i/>
-          <w:iCs/>
-          <w:color w:val="000000" w:themeColor="text1"/>
-          <w:highlight w:val="lightGray"/>
-          <w14:shadow w14:blurRad="38100" w14:dist="19050" w14:dir="2700000" w14:sx="100000" w14:sy="100000" w14:kx="0" w14:ky="0" w14:algn="tl">
-            <w14:schemeClr w14:val="dk1">
-              <w14:alpha w14:val="60000"/>
-            </w14:schemeClr>
-          </w14:shadow>
-          <w14:textOutline w14:w="0" w14:cap="flat" w14:cmpd="sng" w14:algn="ctr">
-            <w14:noFill/>
-            <w14:prstDash w14:val="solid"/>
-            <w14:round/>
-          </w14:textOutline>
-        </w:rPr>
-        <w:t>dpm</w:t>
-      </w:r>
-      <w:proofErr w:type="spellEnd"/>
-      <w:r>
-        <w:rPr>
-          <w:b/>
-          <w:bCs/>
-          <w:i/>
-          <w:iCs/>
-          <w:color w:val="000000" w:themeColor="text1"/>
-          <w:highlight w:val="lightGray"/>
-          <w14:shadow w14:blurRad="38100" w14:dist="19050" w14:dir="2700000" w14:sx="100000" w14:sy="100000" w14:kx="0" w14:ky="0" w14:algn="tl">
-            <w14:schemeClr w14:val="dk1">
-              <w14:alpha w14:val="60000"/>
-            </w14:schemeClr>
-          </w14:shadow>
-          <w14:textOutline w14:w="0" w14:cap="flat" w14:cmpd="sng" w14:algn="ctr">
-            <w14:noFill/>
-            <w14:prstDash w14:val="solid"/>
-            <w14:round/>
-          </w14:textOutline>
-        </w:rPr>
-        <w:t xml:space="preserve"> set-device-owner </w:t>
-      </w:r>
-      <w:proofErr w:type="spellStart"/>
-      <w:proofErr w:type="gramStart"/>
-      <w:r>
-        <w:rPr>
-          <w:b/>
-          <w:bCs/>
-          <w:i/>
-          <w:iCs/>
-          <w:color w:val="000000" w:themeColor="text1"/>
-          <w:highlight w:val="lightGray"/>
-          <w14:shadow w14:blurRad="38100" w14:dist="19050" w14:dir="2700000" w14:sx="100000" w14:sy="100000" w14:kx="0" w14:ky="0" w14:algn="tl">
-            <w14:schemeClr w14:val="dk1">
-              <w14:alpha w14:val="60000"/>
-            </w14:schemeClr>
-          </w14:shadow>
-          <w14:textOutline w14:w="0" w14:cap="flat" w14:cmpd="sng" w14:algn="ctr">
-            <w14:noFill/>
-            <w14:prstDash w14:val="solid"/>
-            <w14:round/>
-          </w14:textOutline>
-        </w:rPr>
-        <w:t>com.wakasoftware</w:t>
-      </w:r>
-      <w:proofErr w:type="gramEnd"/>
-      <w:r>
-        <w:rPr>
-          <w:b/>
-          <w:bCs/>
-          <w:i/>
-          <w:iCs/>
-          <w:color w:val="000000" w:themeColor="text1"/>
-          <w:highlight w:val="lightGray"/>
-          <w14:shadow w14:blurRad="38100" w14:dist="19050" w14:dir="2700000" w14:sx="100000" w14:sy="100000" w14:kx="0" w14:ky="0" w14:algn="tl">
-            <w14:schemeClr w14:val="dk1">
-              <w14:alpha w14:val="60000"/>
-            </w14:schemeClr>
-          </w14:shadow>
-          <w14:textOutline w14:w="0" w14:cap="flat" w14:cmpd="sng" w14:algn="ctr">
-            <w14:noFill/>
-            <w14:prstDash w14:val="solid"/>
-            <w14:round/>
-          </w14:textOutline>
-        </w:rPr>
-        <w:t>.appfreezer</w:t>
-      </w:r>
-      <w:proofErr w:type="spellEnd"/>
-      <w:proofErr w:type="gramStart"/>
-      <w:r>
-        <w:rPr>
-          <w:b/>
-          <w:bCs/>
-          <w:i/>
-          <w:iCs/>
-          <w:color w:val="000000" w:themeColor="text1"/>
-          <w:highlight w:val="lightGray"/>
-          <w14:shadow w14:blurRad="38100" w14:dist="19050" w14:dir="2700000" w14:sx="100000" w14:sy="100000" w14:kx="0" w14:ky="0" w14:algn="tl">
-            <w14:schemeClr w14:val="dk1">
-              <w14:alpha w14:val="60000"/>
-            </w14:schemeClr>
-          </w14:shadow>
-          <w14:textOutline w14:w="0" w14:cap="flat" w14:cmpd="sng" w14:algn="ctr">
-            <w14:noFill/>
-            <w14:prstDash w14:val="solid"/>
-            <w14:round/>
-          </w14:textOutline>
-        </w:rPr>
-        <w:t>/.</w:t>
-      </w:r>
-      <w:proofErr w:type="spellStart"/>
-      <w:r>
-        <w:rPr>
-          <w:b/>
-          <w:bCs/>
-          <w:i/>
-          <w:iCs/>
-          <w:color w:val="000000" w:themeColor="text1"/>
-          <w:highlight w:val="lightGray"/>
-          <w14:shadow w14:blurRad="38100" w14:dist="19050" w14:dir="2700000" w14:sx="100000" w14:sy="100000" w14:kx="0" w14:ky="0" w14:algn="tl">
-            <w14:schemeClr w14:val="dk1">
-              <w14:alpha w14:val="60000"/>
-            </w14:schemeClr>
-          </w14:shadow>
-          <w14:textOutline w14:w="0" w14:cap="flat" w14:cmpd="sng" w14:algn="ctr">
-            <w14:noFill/>
-            <w14:prstDash w14:val="solid"/>
-            <w14:round/>
-          </w14:textOutline>
-        </w:rPr>
-        <w:t>receiver</w:t>
-      </w:r>
-      <w:proofErr w:type="gramEnd"/>
-      <w:r>
-        <w:rPr>
-          <w:b/>
-          <w:bCs/>
-          <w:i/>
-          <w:iCs/>
-          <w:color w:val="000000" w:themeColor="text1"/>
-          <w:highlight w:val="lightGray"/>
-          <w14:shadow w14:blurRad="38100" w14:dist="19050" w14:dir="2700000" w14:sx="100000" w14:sy="100000" w14:kx="0" w14:ky="0" w14:algn="tl">
-            <w14:schemeClr w14:val="dk1">
-              <w14:alpha w14:val="60000"/>
-            </w14:schemeClr>
-          </w14:shadow>
-          <w14:textOutline w14:w="0" w14:cap="flat" w14:cmpd="sng" w14:algn="ctr">
-            <w14:noFill/>
-            <w14:prstDash w14:val="solid"/>
-            <w14:round/>
-          </w14:textOutline>
-        </w:rPr>
-        <w:t>.DPMReceiver</w:t>
-      </w:r>
-      <w:proofErr w:type="spellEnd"/>
-    </w:p>
-    <w:p>
-      <w:r>
-        <w:t>or</w:t>
+        <w:t>./adb shell dpm set-profile-owner com.wakasoftware.appfreezer/.receiver.DPMReceiver</w:t>
       </w:r>
     </w:p>
     <w:p>
       <w:pPr>
         <w:jc w:val="center"/>
-        <w:rPr>
-          <w:b/>
-          <w:bCs/>
-          <w:i/>
-          <w:iCs/>
-          <w:color w:val="000000" w:themeColor="text1"/>
-          <w:highlight w:val="lightGray"/>
-          <w14:shadow w14:blurRad="38100" w14:dist="19050" w14:dir="2700000" w14:sx="100000" w14:sy="100000" w14:kx="0" w14:ky="0" w14:algn="tl">
-            <w14:schemeClr w14:val="dk1">
-              <w14:alpha w14:val="60000"/>
-            </w14:schemeClr>
-          </w14:shadow>
-          <w14:textOutline w14:w="0" w14:cap="flat" w14:cmpd="sng" w14:algn="ctr">
-            <w14:noFill/>
-            <w14:prstDash w14:val="solid"/>
-            <w14:round/>
-          </w14:textOutline>
-        </w:rPr>
-      </w:pPr>
-      <w:proofErr w:type="gramStart"/>
-      <w:r>
-        <w:rPr>
-          <w:b/>
-          <w:bCs/>
-          <w:i/>
-          <w:iCs/>
-          <w:color w:val="000000" w:themeColor="text1"/>
-          <w:highlight w:val="lightGray"/>
-          <w14:shadow w14:blurRad="38100" w14:dist="19050" w14:dir="2700000" w14:sx="100000" w14:sy="100000" w14:kx="0" w14:ky="0" w14:algn="tl">
-            <w14:schemeClr w14:val="dk1">
-              <w14:alpha w14:val="60000"/>
-            </w14:schemeClr>
-          </w14:shadow>
-          <w14:textOutline w14:w="0" w14:cap="flat" w14:cmpd="sng" w14:algn="ctr">
-            <w14:noFill/>
-            <w14:prstDash w14:val="solid"/>
-            <w14:round/>
-          </w14:textOutline>
-        </w:rPr>
-        <w:t>./</w:t>
-      </w:r>
-      <w:proofErr w:type="spellStart"/>
-      <w:proofErr w:type="gramEnd"/>
-      <w:r>
-        <w:rPr>
-          <w:b/>
-          <w:bCs/>
-          <w:i/>
-          <w:iCs/>
-          <w:color w:val="000000" w:themeColor="text1"/>
-          <w:highlight w:val="lightGray"/>
-          <w14:shadow w14:blurRad="38100" w14:dist="19050" w14:dir="2700000" w14:sx="100000" w14:sy="100000" w14:kx="0" w14:ky="0" w14:algn="tl">
-            <w14:schemeClr w14:val="dk1">
-              <w14:alpha w14:val="60000"/>
-            </w14:schemeClr>
-          </w14:shadow>
-          <w14:textOutline w14:w="0" w14:cap="flat" w14:cmpd="sng" w14:algn="ctr">
-            <w14:noFill/>
-            <w14:prstDash w14:val="solid"/>
-            <w14:round/>
-          </w14:textOutline>
-        </w:rPr>
-        <w:t>adb</w:t>
-      </w:r>
-      <w:proofErr w:type="spellEnd"/>
-      <w:r>
-        <w:rPr>
-          <w:b/>
-          <w:bCs/>
-          <w:i/>
-          <w:iCs/>
-          <w:color w:val="000000" w:themeColor="text1"/>
-          <w:highlight w:val="lightGray"/>
-          <w14:shadow w14:blurRad="38100" w14:dist="19050" w14:dir="2700000" w14:sx="100000" w14:sy="100000" w14:kx="0" w14:ky="0" w14:algn="tl">
-            <w14:schemeClr w14:val="dk1">
-              <w14:alpha w14:val="60000"/>
-            </w14:schemeClr>
-          </w14:shadow>
-          <w14:textOutline w14:w="0" w14:cap="flat" w14:cmpd="sng" w14:algn="ctr">
-            <w14:noFill/>
-            <w14:prstDash w14:val="solid"/>
-            <w14:round/>
-          </w14:textOutline>
-        </w:rPr>
-        <w:t xml:space="preserve"> shell </w:t>
-      </w:r>
-      <w:proofErr w:type="spellStart"/>
-      <w:r>
-        <w:rPr>
-          <w:b/>
-          <w:bCs/>
-          <w:i/>
-          <w:iCs/>
-          <w:color w:val="000000" w:themeColor="text1"/>
-          <w:highlight w:val="lightGray"/>
-          <w14:shadow w14:blurRad="38100" w14:dist="19050" w14:dir="2700000" w14:sx="100000" w14:sy="100000" w14:kx="0" w14:ky="0" w14:algn="tl">
-            <w14:schemeClr w14:val="dk1">
-              <w14:alpha w14:val="60000"/>
-            </w14:schemeClr>
-          </w14:shadow>
-          <w14:textOutline w14:w="0" w14:cap="flat" w14:cmpd="sng" w14:algn="ctr">
-            <w14:noFill/>
-            <w14:prstDash w14:val="solid"/>
-            <w14:round/>
-          </w14:textOutline>
-        </w:rPr>
-        <w:t>dpm</w:t>
-      </w:r>
-      <w:proofErr w:type="spellEnd"/>
-      <w:r>
-        <w:rPr>
-          <w:b/>
-          <w:bCs/>
-          <w:i/>
-          <w:iCs/>
-          <w:color w:val="000000" w:themeColor="text1"/>
-          <w:highlight w:val="lightGray"/>
-          <w14:shadow w14:blurRad="38100" w14:dist="19050" w14:dir="2700000" w14:sx="100000" w14:sy="100000" w14:kx="0" w14:ky="0" w14:algn="tl">
-            <w14:schemeClr w14:val="dk1">
-              <w14:alpha w14:val="60000"/>
-            </w14:schemeClr>
-          </w14:shadow>
-          <w14:textOutline w14:w="0" w14:cap="flat" w14:cmpd="sng" w14:algn="ctr">
-            <w14:noFill/>
-            <w14:prstDash w14:val="solid"/>
-            <w14:round/>
-          </w14:textOutline>
-        </w:rPr>
-        <w:t xml:space="preserve"> set-profile-owner </w:t>
-      </w:r>
-      <w:proofErr w:type="spellStart"/>
-      <w:proofErr w:type="gramStart"/>
-      <w:r>
-        <w:rPr>
-          <w:b/>
-          <w:bCs/>
-          <w:i/>
-          <w:iCs/>
-          <w:color w:val="000000" w:themeColor="text1"/>
-          <w:highlight w:val="lightGray"/>
-          <w14:shadow w14:blurRad="38100" w14:dist="19050" w14:dir="2700000" w14:sx="100000" w14:sy="100000" w14:kx="0" w14:ky="0" w14:algn="tl">
-            <w14:schemeClr w14:val="dk1">
-              <w14:alpha w14:val="60000"/>
-            </w14:schemeClr>
-          </w14:shadow>
-          <w14:textOutline w14:w="0" w14:cap="flat" w14:cmpd="sng" w14:algn="ctr">
-            <w14:noFill/>
-            <w14:prstDash w14:val="solid"/>
-            <w14:round/>
-          </w14:textOutline>
-        </w:rPr>
-        <w:t>com.wakasoftware</w:t>
-      </w:r>
-      <w:proofErr w:type="gramEnd"/>
-      <w:r>
-        <w:rPr>
-          <w:b/>
-          <w:bCs/>
-          <w:i/>
-          <w:iCs/>
-          <w:color w:val="000000" w:themeColor="text1"/>
-          <w:highlight w:val="lightGray"/>
-          <w14:shadow w14:blurRad="38100" w14:dist="19050" w14:dir="2700000" w14:sx="100000" w14:sy="100000" w14:kx="0" w14:ky="0" w14:algn="tl">
-            <w14:schemeClr w14:val="dk1">
-              <w14:alpha w14:val="60000"/>
-            </w14:schemeClr>
-          </w14:shadow>
-          <w14:textOutline w14:w="0" w14:cap="flat" w14:cmpd="sng" w14:algn="ctr">
-            <w14:noFill/>
-            <w14:prstDash w14:val="solid"/>
-            <w14:round/>
-          </w14:textOutline>
-        </w:rPr>
-        <w:t>.appfreezer</w:t>
-      </w:r>
-      <w:proofErr w:type="spellEnd"/>
-      <w:proofErr w:type="gramStart"/>
-      <w:r>
-        <w:rPr>
-          <w:b/>
-          <w:bCs/>
-          <w:i/>
-          <w:iCs/>
-          <w:color w:val="000000" w:themeColor="text1"/>
-          <w:highlight w:val="lightGray"/>
-          <w14:shadow w14:blurRad="38100" w14:dist="19050" w14:dir="2700000" w14:sx="100000" w14:sy="100000" w14:kx="0" w14:ky="0" w14:algn="tl">
-            <w14:schemeClr w14:val="dk1">
-              <w14:alpha w14:val="60000"/>
-            </w14:schemeClr>
-          </w14:shadow>
-          <w14:textOutline w14:w="0" w14:cap="flat" w14:cmpd="sng" w14:algn="ctr">
-            <w14:noFill/>
-            <w14:prstDash w14:val="solid"/>
-            <w14:round/>
-          </w14:textOutline>
-        </w:rPr>
-        <w:t>/.</w:t>
-      </w:r>
-      <w:proofErr w:type="spellStart"/>
-      <w:r>
-        <w:rPr>
-          <w:b/>
-          <w:bCs/>
-          <w:i/>
-          <w:iCs/>
-          <w:color w:val="000000" w:themeColor="text1"/>
-          <w:highlight w:val="lightGray"/>
-          <w14:shadow w14:blurRad="38100" w14:dist="19050" w14:dir="2700000" w14:sx="100000" w14:sy="100000" w14:kx="0" w14:ky="0" w14:algn="tl">
-            <w14:schemeClr w14:val="dk1">
-              <w14:alpha w14:val="60000"/>
-            </w14:schemeClr>
-          </w14:shadow>
-          <w14:textOutline w14:w="0" w14:cap="flat" w14:cmpd="sng" w14:algn="ctr">
-            <w14:noFill/>
-            <w14:prstDash w14:val="solid"/>
-            <w14:round/>
-          </w14:textOutline>
-        </w:rPr>
-        <w:t>receiver</w:t>
-      </w:r>
-      <w:proofErr w:type="gramEnd"/>
-      <w:r>
-        <w:rPr>
-          <w:b/>
-          <w:bCs/>
-          <w:i/>
-          <w:iCs/>
-          <w:color w:val="000000" w:themeColor="text1"/>
-          <w:highlight w:val="lightGray"/>
-          <w14:shadow w14:blurRad="38100" w14:dist="19050" w14:dir="2700000" w14:sx="100000" w14:sy="100000" w14:kx="0" w14:ky="0" w14:algn="tl">
-            <w14:schemeClr w14:val="dk1">
-              <w14:alpha w14:val="60000"/>
-            </w14:schemeClr>
-          </w14:shadow>
-          <w14:textOutline w14:w="0" w14:cap="flat" w14:cmpd="sng" w14:algn="ctr">
-            <w14:noFill/>
-            <w14:prstDash w14:val="solid"/>
-            <w14:round/>
-          </w14:textOutline>
-        </w:rPr>
-        <w:t>.DPMReceiver</w:t>
-      </w:r>
-      <w:proofErr w:type="spellEnd"/>
-    </w:p>
-    <w:p>
-      <w:pPr>
-        <w:jc w:val="center"/>
-      </w:pPr>
-      <w:r>
+      </w:pPr>
+      <w:r>
+        <w:rPr>
+          <w:noProof/>
+        </w:rPr>
         <w:drawing>
           <wp:inline distT="0" distB="0" distL="0" distR="0" wp14:anchorId="73D1894D" wp14:editId="2D0BCD58">
             <wp:extent cx="7800975" cy="2486025"/>
@@ -2405,6 +1496,9 @@
         <w:jc w:val="center"/>
       </w:pPr>
       <w:r>
+        <w:rPr>
+          <w:noProof/>
+        </w:rPr>
         <w:drawing>
           <wp:inline distT="0" distB="0" distL="0" distR="0" wp14:anchorId="488D3EEA" wp14:editId="4862AF27">
             <wp:extent cx="6486525" cy="1581150"/>
@@ -2455,6 +1549,9 @@
         </w:drawing>
       </w:r>
       <w:r>
+        <w:rPr>
+          <w:noProof/>
+        </w:rPr>
         <w:drawing>
           <wp:inline distT="0" distB="0" distL="0" distR="0" wp14:anchorId="6DB37F3B" wp14:editId="4FBDB11D">
             <wp:extent cx="7820025" cy="2990850"/>
@@ -2561,6 +1658,9 @@
         <w:jc w:val="center"/>
       </w:pPr>
       <w:r>
+        <w:rPr>
+          <w:noProof/>
+        </w:rPr>
         <w:drawing>
           <wp:inline distT="0" distB="0" distL="0" distR="0" wp14:anchorId="1A24EDAD" wp14:editId="70A2BDE5">
             <wp:extent cx="6477000" cy="2457450"/>
@@ -2611,6 +1711,9 @@
         </w:drawing>
       </w:r>
       <w:r>
+        <w:rPr>
+          <w:noProof/>
+        </w:rPr>
         <w:drawing>
           <wp:inline distT="0" distB="0" distL="0" distR="0" wp14:anchorId="15BEC76A" wp14:editId="4F5BA619">
             <wp:extent cx="7839075" cy="3419475"/>
@@ -2835,6 +1938,9 @@
         <w:jc w:val="center"/>
       </w:pPr>
       <w:r>
+        <w:rPr>
+          <w:noProof/>
+        </w:rPr>
         <w:drawing>
           <wp:inline distT="0" distB="0" distL="0" distR="0" wp14:anchorId="52F4DE83" wp14:editId="63C32B79">
             <wp:extent cx="3648075" cy="1907422"/>
@@ -2933,7 +2039,6 @@
           </w14:textOutline>
         </w:rPr>
       </w:pPr>
-      <w:proofErr w:type="spellStart"/>
       <w:r>
         <w:rPr>
           <w:b/>
@@ -2953,10 +2058,12 @@
             <w14:round/>
           </w14:textOutline>
         </w:rPr>
-        <w:t>adb</w:t>
-      </w:r>
-      <w:proofErr w:type="spellEnd"/>
-      <w:r>
+        <w:t>adb shell dpm remove-active-admin com.wakasoftware.appfreezer/.receiver.DPMReceiver</w:t>
+      </w:r>
+    </w:p>
+    <w:p>
+      <w:pPr>
+        <w:jc w:val="center"/>
         <w:rPr>
           <w:b/>
           <w:bCs/>
@@ -2975,9 +2082,7 @@
             <w14:round/>
           </w14:textOutline>
         </w:rPr>
-        <w:t xml:space="preserve"> shell </w:t>
-      </w:r>
-      <w:proofErr w:type="spellStart"/>
+      </w:pPr>
       <w:r>
         <w:rPr>
           <w:b/>
@@ -2997,10 +2102,21 @@
             <w14:round/>
           </w14:textOutline>
         </w:rPr>
-        <w:t>dpm</w:t>
-      </w:r>
-      <w:proofErr w:type="spellEnd"/>
-      <w:r>
+        <w:t>adb shell pm uninstall com.wakasoftware.appfreezer</w:t>
+      </w:r>
+    </w:p>
+    <w:p>
+      <w:r>
+        <w:rPr>
+          <w:b/>
+          <w:bCs/>
+        </w:rPr>
+        <w:t>MAC &amp; Linux OS:</w:t>
+      </w:r>
+    </w:p>
+    <w:p>
+      <w:pPr>
+        <w:jc w:val="center"/>
         <w:rPr>
           <w:b/>
           <w:bCs/>
@@ -3019,10 +2135,7 @@
             <w14:round/>
           </w14:textOutline>
         </w:rPr>
-        <w:t xml:space="preserve"> remove-active-admin </w:t>
-      </w:r>
-      <w:proofErr w:type="spellStart"/>
-      <w:proofErr w:type="gramStart"/>
+      </w:pPr>
       <w:r>
         <w:rPr>
           <w:b/>
@@ -3042,9 +2155,8 @@
             <w14:round/>
           </w14:textOutline>
         </w:rPr>
-        <w:t>com.wakasoftware</w:t>
-      </w:r>
-      <w:proofErr w:type="gramEnd"/>
+        <w:t>./adb shell dpm remove-active-admin com.wakasoftware.appfreezer/.receiver.DPMReceiver</w:t>
+      </w:r>
       <w:r>
         <w:rPr>
           <w:b/>
@@ -3064,557 +2176,9 @@
             <w14:round/>
           </w14:textOutline>
         </w:rPr>
-        <w:t>.appfreezer</w:t>
-      </w:r>
-      <w:proofErr w:type="spellEnd"/>
-      <w:proofErr w:type="gramStart"/>
-      <w:r>
-        <w:rPr>
-          <w:b/>
-          <w:bCs/>
-          <w:i/>
-          <w:iCs/>
-          <w:color w:val="000000" w:themeColor="text1"/>
-          <w:highlight w:val="lightGray"/>
-          <w14:shadow w14:blurRad="38100" w14:dist="19050" w14:dir="2700000" w14:sx="100000" w14:sy="100000" w14:kx="0" w14:ky="0" w14:algn="tl">
-            <w14:schemeClr w14:val="dk1">
-              <w14:alpha w14:val="60000"/>
-            </w14:schemeClr>
-          </w14:shadow>
-          <w14:textOutline w14:w="0" w14:cap="flat" w14:cmpd="sng" w14:algn="ctr">
-            <w14:noFill/>
-            <w14:prstDash w14:val="solid"/>
-            <w14:round/>
-          </w14:textOutline>
-        </w:rPr>
-        <w:t>/.</w:t>
-      </w:r>
-      <w:proofErr w:type="spellStart"/>
-      <w:r>
-        <w:rPr>
-          <w:b/>
-          <w:bCs/>
-          <w:i/>
-          <w:iCs/>
-          <w:color w:val="000000" w:themeColor="text1"/>
-          <w:highlight w:val="lightGray"/>
-          <w14:shadow w14:blurRad="38100" w14:dist="19050" w14:dir="2700000" w14:sx="100000" w14:sy="100000" w14:kx="0" w14:ky="0" w14:algn="tl">
-            <w14:schemeClr w14:val="dk1">
-              <w14:alpha w14:val="60000"/>
-            </w14:schemeClr>
-          </w14:shadow>
-          <w14:textOutline w14:w="0" w14:cap="flat" w14:cmpd="sng" w14:algn="ctr">
-            <w14:noFill/>
-            <w14:prstDash w14:val="solid"/>
-            <w14:round/>
-          </w14:textOutline>
-        </w:rPr>
-        <w:t>receiver</w:t>
-      </w:r>
-      <w:proofErr w:type="gramEnd"/>
-      <w:r>
-        <w:rPr>
-          <w:b/>
-          <w:bCs/>
-          <w:i/>
-          <w:iCs/>
-          <w:color w:val="000000" w:themeColor="text1"/>
-          <w:highlight w:val="lightGray"/>
-          <w14:shadow w14:blurRad="38100" w14:dist="19050" w14:dir="2700000" w14:sx="100000" w14:sy="100000" w14:kx="0" w14:ky="0" w14:algn="tl">
-            <w14:schemeClr w14:val="dk1">
-              <w14:alpha w14:val="60000"/>
-            </w14:schemeClr>
-          </w14:shadow>
-          <w14:textOutline w14:w="0" w14:cap="flat" w14:cmpd="sng" w14:algn="ctr">
-            <w14:noFill/>
-            <w14:prstDash w14:val="solid"/>
-            <w14:round/>
-          </w14:textOutline>
-        </w:rPr>
-        <w:t>.DPMReceiver</w:t>
-      </w:r>
-      <w:proofErr w:type="spellEnd"/>
-    </w:p>
-    <w:p>
-      <w:pPr>
-        <w:jc w:val="center"/>
-        <w:rPr>
-          <w:b/>
-          <w:bCs/>
-          <w:i/>
-          <w:iCs/>
-          <w:color w:val="000000" w:themeColor="text1"/>
-          <w:highlight w:val="lightGray"/>
-          <w14:shadow w14:blurRad="38100" w14:dist="19050" w14:dir="2700000" w14:sx="100000" w14:sy="100000" w14:kx="0" w14:ky="0" w14:algn="tl">
-            <w14:schemeClr w14:val="dk1">
-              <w14:alpha w14:val="60000"/>
-            </w14:schemeClr>
-          </w14:shadow>
-          <w14:textOutline w14:w="0" w14:cap="flat" w14:cmpd="sng" w14:algn="ctr">
-            <w14:noFill/>
-            <w14:prstDash w14:val="solid"/>
-            <w14:round/>
-          </w14:textOutline>
-        </w:rPr>
-      </w:pPr>
-      <w:proofErr w:type="spellStart"/>
-      <w:r>
-        <w:rPr>
-          <w:b/>
-          <w:bCs/>
-          <w:i/>
-          <w:iCs/>
-          <w:color w:val="000000" w:themeColor="text1"/>
-          <w:highlight w:val="lightGray"/>
-          <w14:shadow w14:blurRad="38100" w14:dist="19050" w14:dir="2700000" w14:sx="100000" w14:sy="100000" w14:kx="0" w14:ky="0" w14:algn="tl">
-            <w14:schemeClr w14:val="dk1">
-              <w14:alpha w14:val="60000"/>
-            </w14:schemeClr>
-          </w14:shadow>
-          <w14:textOutline w14:w="0" w14:cap="flat" w14:cmpd="sng" w14:algn="ctr">
-            <w14:noFill/>
-            <w14:prstDash w14:val="solid"/>
-            <w14:round/>
-          </w14:textOutline>
-        </w:rPr>
-        <w:t>adb</w:t>
-      </w:r>
-      <w:proofErr w:type="spellEnd"/>
-      <w:r>
-        <w:rPr>
-          <w:b/>
-          <w:bCs/>
-          <w:i/>
-          <w:iCs/>
-          <w:color w:val="000000" w:themeColor="text1"/>
-          <w:highlight w:val="lightGray"/>
-          <w14:shadow w14:blurRad="38100" w14:dist="19050" w14:dir="2700000" w14:sx="100000" w14:sy="100000" w14:kx="0" w14:ky="0" w14:algn="tl">
-            <w14:schemeClr w14:val="dk1">
-              <w14:alpha w14:val="60000"/>
-            </w14:schemeClr>
-          </w14:shadow>
-          <w14:textOutline w14:w="0" w14:cap="flat" w14:cmpd="sng" w14:algn="ctr">
-            <w14:noFill/>
-            <w14:prstDash w14:val="solid"/>
-            <w14:round/>
-          </w14:textOutline>
-        </w:rPr>
-        <w:t xml:space="preserve"> shell pm uninstall </w:t>
-      </w:r>
-      <w:proofErr w:type="spellStart"/>
-      <w:proofErr w:type="gramStart"/>
-      <w:r>
-        <w:rPr>
-          <w:b/>
-          <w:bCs/>
-          <w:i/>
-          <w:iCs/>
-          <w:color w:val="000000" w:themeColor="text1"/>
-          <w:highlight w:val="lightGray"/>
-          <w14:shadow w14:blurRad="38100" w14:dist="19050" w14:dir="2700000" w14:sx="100000" w14:sy="100000" w14:kx="0" w14:ky="0" w14:algn="tl">
-            <w14:schemeClr w14:val="dk1">
-              <w14:alpha w14:val="60000"/>
-            </w14:schemeClr>
-          </w14:shadow>
-          <w14:textOutline w14:w="0" w14:cap="flat" w14:cmpd="sng" w14:algn="ctr">
-            <w14:noFill/>
-            <w14:prstDash w14:val="solid"/>
-            <w14:round/>
-          </w14:textOutline>
-        </w:rPr>
-        <w:t>com.wakasoftware</w:t>
-      </w:r>
-      <w:proofErr w:type="gramEnd"/>
-      <w:r>
-        <w:rPr>
-          <w:b/>
-          <w:bCs/>
-          <w:i/>
-          <w:iCs/>
-          <w:color w:val="000000" w:themeColor="text1"/>
-          <w:highlight w:val="lightGray"/>
-          <w14:shadow w14:blurRad="38100" w14:dist="19050" w14:dir="2700000" w14:sx="100000" w14:sy="100000" w14:kx="0" w14:ky="0" w14:algn="tl">
-            <w14:schemeClr w14:val="dk1">
-              <w14:alpha w14:val="60000"/>
-            </w14:schemeClr>
-          </w14:shadow>
-          <w14:textOutline w14:w="0" w14:cap="flat" w14:cmpd="sng" w14:algn="ctr">
-            <w14:noFill/>
-            <w14:prstDash w14:val="solid"/>
-            <w14:round/>
-          </w14:textOutline>
-        </w:rPr>
-        <w:t>.appfreezer</w:t>
-      </w:r>
-      <w:proofErr w:type="spellEnd"/>
-    </w:p>
-    <w:p>
-      <w:r>
-        <w:rPr>
-          <w:b/>
-          <w:bCs/>
-        </w:rPr>
-        <w:t>MAC &amp; Linux OS:</w:t>
-      </w:r>
-    </w:p>
-    <w:p>
-      <w:pPr>
-        <w:jc w:val="center"/>
-        <w:rPr>
-          <w:b/>
-          <w:bCs/>
-          <w:i/>
-          <w:iCs/>
-          <w:color w:val="000000" w:themeColor="text1"/>
-          <w:highlight w:val="lightGray"/>
-          <w14:shadow w14:blurRad="38100" w14:dist="19050" w14:dir="2700000" w14:sx="100000" w14:sy="100000" w14:kx="0" w14:ky="0" w14:algn="tl">
-            <w14:schemeClr w14:val="dk1">
-              <w14:alpha w14:val="60000"/>
-            </w14:schemeClr>
-          </w14:shadow>
-          <w14:textOutline w14:w="0" w14:cap="flat" w14:cmpd="sng" w14:algn="ctr">
-            <w14:noFill/>
-            <w14:prstDash w14:val="solid"/>
-            <w14:round/>
-          </w14:textOutline>
-        </w:rPr>
-      </w:pPr>
-      <w:proofErr w:type="gramStart"/>
-      <w:r>
-        <w:rPr>
-          <w:b/>
-          <w:bCs/>
-          <w:i/>
-          <w:iCs/>
-          <w:color w:val="000000" w:themeColor="text1"/>
-          <w:highlight w:val="lightGray"/>
-          <w14:shadow w14:blurRad="38100" w14:dist="19050" w14:dir="2700000" w14:sx="100000" w14:sy="100000" w14:kx="0" w14:ky="0" w14:algn="tl">
-            <w14:schemeClr w14:val="dk1">
-              <w14:alpha w14:val="60000"/>
-            </w14:schemeClr>
-          </w14:shadow>
-          <w14:textOutline w14:w="0" w14:cap="flat" w14:cmpd="sng" w14:algn="ctr">
-            <w14:noFill/>
-            <w14:prstDash w14:val="solid"/>
-            <w14:round/>
-          </w14:textOutline>
-        </w:rPr>
-        <w:t>./</w:t>
-      </w:r>
-      <w:proofErr w:type="spellStart"/>
-      <w:proofErr w:type="gramEnd"/>
-      <w:r>
-        <w:rPr>
-          <w:b/>
-          <w:bCs/>
-          <w:i/>
-          <w:iCs/>
-          <w:color w:val="000000" w:themeColor="text1"/>
-          <w:highlight w:val="lightGray"/>
-          <w14:shadow w14:blurRad="38100" w14:dist="19050" w14:dir="2700000" w14:sx="100000" w14:sy="100000" w14:kx="0" w14:ky="0" w14:algn="tl">
-            <w14:schemeClr w14:val="dk1">
-              <w14:alpha w14:val="60000"/>
-            </w14:schemeClr>
-          </w14:shadow>
-          <w14:textOutline w14:w="0" w14:cap="flat" w14:cmpd="sng" w14:algn="ctr">
-            <w14:noFill/>
-            <w14:prstDash w14:val="solid"/>
-            <w14:round/>
-          </w14:textOutline>
-        </w:rPr>
-        <w:t>adb</w:t>
-      </w:r>
-      <w:proofErr w:type="spellEnd"/>
-      <w:r>
-        <w:rPr>
-          <w:b/>
-          <w:bCs/>
-          <w:i/>
-          <w:iCs/>
-          <w:color w:val="000000" w:themeColor="text1"/>
-          <w:highlight w:val="lightGray"/>
-          <w14:shadow w14:blurRad="38100" w14:dist="19050" w14:dir="2700000" w14:sx="100000" w14:sy="100000" w14:kx="0" w14:ky="0" w14:algn="tl">
-            <w14:schemeClr w14:val="dk1">
-              <w14:alpha w14:val="60000"/>
-            </w14:schemeClr>
-          </w14:shadow>
-          <w14:textOutline w14:w="0" w14:cap="flat" w14:cmpd="sng" w14:algn="ctr">
-            <w14:noFill/>
-            <w14:prstDash w14:val="solid"/>
-            <w14:round/>
-          </w14:textOutline>
-        </w:rPr>
-        <w:t xml:space="preserve"> shell </w:t>
-      </w:r>
-      <w:proofErr w:type="spellStart"/>
-      <w:r>
-        <w:rPr>
-          <w:b/>
-          <w:bCs/>
-          <w:i/>
-          <w:iCs/>
-          <w:color w:val="000000" w:themeColor="text1"/>
-          <w:highlight w:val="lightGray"/>
-          <w14:shadow w14:blurRad="38100" w14:dist="19050" w14:dir="2700000" w14:sx="100000" w14:sy="100000" w14:kx="0" w14:ky="0" w14:algn="tl">
-            <w14:schemeClr w14:val="dk1">
-              <w14:alpha w14:val="60000"/>
-            </w14:schemeClr>
-          </w14:shadow>
-          <w14:textOutline w14:w="0" w14:cap="flat" w14:cmpd="sng" w14:algn="ctr">
-            <w14:noFill/>
-            <w14:prstDash w14:val="solid"/>
-            <w14:round/>
-          </w14:textOutline>
-        </w:rPr>
-        <w:t>dpm</w:t>
-      </w:r>
-      <w:proofErr w:type="spellEnd"/>
-      <w:r>
-        <w:rPr>
-          <w:b/>
-          <w:bCs/>
-          <w:i/>
-          <w:iCs/>
-          <w:color w:val="000000" w:themeColor="text1"/>
-          <w:highlight w:val="lightGray"/>
-          <w14:shadow w14:blurRad="38100" w14:dist="19050" w14:dir="2700000" w14:sx="100000" w14:sy="100000" w14:kx="0" w14:ky="0" w14:algn="tl">
-            <w14:schemeClr w14:val="dk1">
-              <w14:alpha w14:val="60000"/>
-            </w14:schemeClr>
-          </w14:shadow>
-          <w14:textOutline w14:w="0" w14:cap="flat" w14:cmpd="sng" w14:algn="ctr">
-            <w14:noFill/>
-            <w14:prstDash w14:val="solid"/>
-            <w14:round/>
-          </w14:textOutline>
-        </w:rPr>
-        <w:t xml:space="preserve"> remove-active-admin </w:t>
-      </w:r>
-      <w:proofErr w:type="spellStart"/>
-      <w:proofErr w:type="gramStart"/>
-      <w:r>
-        <w:rPr>
-          <w:b/>
-          <w:bCs/>
-          <w:i/>
-          <w:iCs/>
-          <w:color w:val="000000" w:themeColor="text1"/>
-          <w:highlight w:val="lightGray"/>
-          <w14:shadow w14:blurRad="38100" w14:dist="19050" w14:dir="2700000" w14:sx="100000" w14:sy="100000" w14:kx="0" w14:ky="0" w14:algn="tl">
-            <w14:schemeClr w14:val="dk1">
-              <w14:alpha w14:val="60000"/>
-            </w14:schemeClr>
-          </w14:shadow>
-          <w14:textOutline w14:w="0" w14:cap="flat" w14:cmpd="sng" w14:algn="ctr">
-            <w14:noFill/>
-            <w14:prstDash w14:val="solid"/>
-            <w14:round/>
-          </w14:textOutline>
-        </w:rPr>
-        <w:t>com.wakasoftware</w:t>
-      </w:r>
-      <w:proofErr w:type="gramEnd"/>
-      <w:r>
-        <w:rPr>
-          <w:b/>
-          <w:bCs/>
-          <w:i/>
-          <w:iCs/>
-          <w:color w:val="000000" w:themeColor="text1"/>
-          <w:highlight w:val="lightGray"/>
-          <w14:shadow w14:blurRad="38100" w14:dist="19050" w14:dir="2700000" w14:sx="100000" w14:sy="100000" w14:kx="0" w14:ky="0" w14:algn="tl">
-            <w14:schemeClr w14:val="dk1">
-              <w14:alpha w14:val="60000"/>
-            </w14:schemeClr>
-          </w14:shadow>
-          <w14:textOutline w14:w="0" w14:cap="flat" w14:cmpd="sng" w14:algn="ctr">
-            <w14:noFill/>
-            <w14:prstDash w14:val="solid"/>
-            <w14:round/>
-          </w14:textOutline>
-        </w:rPr>
-        <w:t>.appfreezer</w:t>
-      </w:r>
-      <w:proofErr w:type="spellEnd"/>
-      <w:proofErr w:type="gramStart"/>
-      <w:r>
-        <w:rPr>
-          <w:b/>
-          <w:bCs/>
-          <w:i/>
-          <w:iCs/>
-          <w:color w:val="000000" w:themeColor="text1"/>
-          <w:highlight w:val="lightGray"/>
-          <w14:shadow w14:blurRad="38100" w14:dist="19050" w14:dir="2700000" w14:sx="100000" w14:sy="100000" w14:kx="0" w14:ky="0" w14:algn="tl">
-            <w14:schemeClr w14:val="dk1">
-              <w14:alpha w14:val="60000"/>
-            </w14:schemeClr>
-          </w14:shadow>
-          <w14:textOutline w14:w="0" w14:cap="flat" w14:cmpd="sng" w14:algn="ctr">
-            <w14:noFill/>
-            <w14:prstDash w14:val="solid"/>
-            <w14:round/>
-          </w14:textOutline>
-        </w:rPr>
-        <w:t>/.</w:t>
-      </w:r>
-      <w:proofErr w:type="spellStart"/>
-      <w:r>
-        <w:rPr>
-          <w:b/>
-          <w:bCs/>
-          <w:i/>
-          <w:iCs/>
-          <w:color w:val="000000" w:themeColor="text1"/>
-          <w:highlight w:val="lightGray"/>
-          <w14:shadow w14:blurRad="38100" w14:dist="19050" w14:dir="2700000" w14:sx="100000" w14:sy="100000" w14:kx="0" w14:ky="0" w14:algn="tl">
-            <w14:schemeClr w14:val="dk1">
-              <w14:alpha w14:val="60000"/>
-            </w14:schemeClr>
-          </w14:shadow>
-          <w14:textOutline w14:w="0" w14:cap="flat" w14:cmpd="sng" w14:algn="ctr">
-            <w14:noFill/>
-            <w14:prstDash w14:val="solid"/>
-            <w14:round/>
-          </w14:textOutline>
-        </w:rPr>
-        <w:t>receiver</w:t>
-      </w:r>
-      <w:proofErr w:type="gramEnd"/>
-      <w:r>
-        <w:rPr>
-          <w:b/>
-          <w:bCs/>
-          <w:i/>
-          <w:iCs/>
-          <w:color w:val="000000" w:themeColor="text1"/>
-          <w:highlight w:val="lightGray"/>
-          <w14:shadow w14:blurRad="38100" w14:dist="19050" w14:dir="2700000" w14:sx="100000" w14:sy="100000" w14:kx="0" w14:ky="0" w14:algn="tl">
-            <w14:schemeClr w14:val="dk1">
-              <w14:alpha w14:val="60000"/>
-            </w14:schemeClr>
-          </w14:shadow>
-          <w14:textOutline w14:w="0" w14:cap="flat" w14:cmpd="sng" w14:algn="ctr">
-            <w14:noFill/>
-            <w14:prstDash w14:val="solid"/>
-            <w14:round/>
-          </w14:textOutline>
-        </w:rPr>
-        <w:t>.DPMReceiver</w:t>
-      </w:r>
-      <w:proofErr w:type="spellEnd"/>
-      <w:r>
-        <w:rPr>
-          <w:b/>
-          <w:bCs/>
-          <w:i/>
-          <w:iCs/>
-          <w:color w:val="000000" w:themeColor="text1"/>
-          <w:highlight w:val="lightGray"/>
-          <w14:shadow w14:blurRad="38100" w14:dist="19050" w14:dir="2700000" w14:sx="100000" w14:sy="100000" w14:kx="0" w14:ky="0" w14:algn="tl">
-            <w14:schemeClr w14:val="dk1">
-              <w14:alpha w14:val="60000"/>
-            </w14:schemeClr>
-          </w14:shadow>
-          <w14:textOutline w14:w="0" w14:cap="flat" w14:cmpd="sng" w14:algn="ctr">
-            <w14:noFill/>
-            <w14:prstDash w14:val="solid"/>
-            <w14:round/>
-          </w14:textOutline>
-        </w:rPr>
         <w:br/>
-        <w:t>./</w:t>
-      </w:r>
-      <w:proofErr w:type="spellStart"/>
-      <w:r>
-        <w:rPr>
-          <w:b/>
-          <w:bCs/>
-          <w:i/>
-          <w:iCs/>
-          <w:color w:val="000000" w:themeColor="text1"/>
-          <w:highlight w:val="lightGray"/>
-          <w14:shadow w14:blurRad="38100" w14:dist="19050" w14:dir="2700000" w14:sx="100000" w14:sy="100000" w14:kx="0" w14:ky="0" w14:algn="tl">
-            <w14:schemeClr w14:val="dk1">
-              <w14:alpha w14:val="60000"/>
-            </w14:schemeClr>
-          </w14:shadow>
-          <w14:textOutline w14:w="0" w14:cap="flat" w14:cmpd="sng" w14:algn="ctr">
-            <w14:noFill/>
-            <w14:prstDash w14:val="solid"/>
-            <w14:round/>
-          </w14:textOutline>
-        </w:rPr>
-        <w:t>adb</w:t>
-      </w:r>
-      <w:proofErr w:type="spellEnd"/>
-      <w:r>
-        <w:rPr>
-          <w:b/>
-          <w:bCs/>
-          <w:i/>
-          <w:iCs/>
-          <w:color w:val="000000" w:themeColor="text1"/>
-          <w:highlight w:val="lightGray"/>
-          <w14:shadow w14:blurRad="38100" w14:dist="19050" w14:dir="2700000" w14:sx="100000" w14:sy="100000" w14:kx="0" w14:ky="0" w14:algn="tl">
-            <w14:schemeClr w14:val="dk1">
-              <w14:alpha w14:val="60000"/>
-            </w14:schemeClr>
-          </w14:shadow>
-          <w14:textOutline w14:w="0" w14:cap="flat" w14:cmpd="sng" w14:algn="ctr">
-            <w14:noFill/>
-            <w14:prstDash w14:val="solid"/>
-            <w14:round/>
-          </w14:textOutline>
-        </w:rPr>
-        <w:t xml:space="preserve"> shell pm uninstall </w:t>
-      </w:r>
-      <w:proofErr w:type="spellStart"/>
-      <w:proofErr w:type="gramStart"/>
-      <w:r>
-        <w:rPr>
-          <w:b/>
-          <w:bCs/>
-          <w:i/>
-          <w:iCs/>
-          <w:color w:val="000000" w:themeColor="text1"/>
-          <w:highlight w:val="lightGray"/>
-          <w14:shadow w14:blurRad="38100" w14:dist="19050" w14:dir="2700000" w14:sx="100000" w14:sy="100000" w14:kx="0" w14:ky="0" w14:algn="tl">
-            <w14:schemeClr w14:val="dk1">
-              <w14:alpha w14:val="60000"/>
-            </w14:schemeClr>
-          </w14:shadow>
-          <w14:textOutline w14:w="0" w14:cap="flat" w14:cmpd="sng" w14:algn="ctr">
-            <w14:noFill/>
-            <w14:prstDash w14:val="solid"/>
-            <w14:round/>
-          </w14:textOutline>
-        </w:rPr>
-        <w:t>com.wakasoftware</w:t>
-      </w:r>
-      <w:proofErr w:type="gramEnd"/>
-      <w:r>
-        <w:rPr>
-          <w:b/>
-          <w:bCs/>
-          <w:i/>
-          <w:iCs/>
-          <w:color w:val="000000" w:themeColor="text1"/>
-          <w:highlight w:val="lightGray"/>
-          <w14:shadow w14:blurRad="38100" w14:dist="19050" w14:dir="2700000" w14:sx="100000" w14:sy="100000" w14:kx="0" w14:ky="0" w14:algn="tl">
-            <w14:schemeClr w14:val="dk1">
-              <w14:alpha w14:val="60000"/>
-            </w14:schemeClr>
-          </w14:shadow>
-          <w14:textOutline w14:w="0" w14:cap="flat" w14:cmpd="sng" w14:algn="ctr">
-            <w14:noFill/>
-            <w14:prstDash w14:val="solid"/>
-            <w14:round/>
-          </w14:textOutline>
-        </w:rPr>
-        <w:t>.appfreezer</w:t>
-      </w:r>
-      <w:proofErr w:type="spellEnd"/>
+        <w:t>./adb shell pm uninstall com.wakasoftware.appfreezer</w:t>
+      </w:r>
     </w:p>
     <w:p>
       <w:pPr>
@@ -5282,6 +3846,7 @@
   <w:style w:type="character" w:default="1" w:styleId="DefaultParagraphFont">
     <w:name w:val="Default Paragraph Font"/>
     <w:uiPriority w:val="1"/>
+    <w:semiHidden/>
     <w:unhideWhenUsed/>
   </w:style>
   <w:style w:type="table" w:default="1" w:styleId="TableNormal">
